--- a/downloads/handouts/Unit 03/Handout 03.13 - Boundaries Practice and Performance Task Cards.docx
+++ b/downloads/handouts/Unit 03/Handout 03.13 - Boundaries Practice and Performance Task Cards.docx
@@ -360,7 +360,311 @@
         <w:pStyle w:val="BodyText"/>
       </w:pPr>
       <w:r>
-        <w:t xml:space="preserve">Sentence frames in other languages:</w:t>
+        <w:t xml:space="preserve">Sentence frames in Spanish:</w:t>
+      </w:r>
+    </w:p>
+    <w:tbl>
+      <w:tblPr>
+        <w:tblStyle w:val="Table"/>
+        <w:tblW w:type="pct" w:w="5000"/>
+        <w:tblLook w:firstRow="1"/>
+      </w:tblPr>
+      <w:tblGrid>
+        <w:gridCol w:w="4680"/>
+        <w:gridCol w:w="4680"/>
+      </w:tblGrid>
+      <w:tr>
+        <w:trPr>
+          <w:cnfStyle w:firstRow="1"/>
+        </w:trPr>
+        <w:tc>
+          <w:tcPr>
+            <w:tcW w:type="dxa" w:w="4680"/>
+            <w:tcBorders>
+              <w:bottom w:val="single"/>
+            </w:tcBorders>
+            <w:vAlign w:val="bottom"/>
+          </w:tcPr>
+          <w:p>
+            <w:pPr>
+              <w:pStyle w:val="Compact"/>
+              <w:jc w:val="left"/>
+            </w:pPr>
+            <w:r>
+              <w:t xml:space="preserve">English</w:t>
+            </w:r>
+          </w:p>
+        </w:tc>
+        <w:tc>
+          <w:tcPr>
+            <w:tcW w:type="dxa" w:w="4680"/>
+            <w:tcBorders>
+              <w:bottom w:val="single"/>
+            </w:tcBorders>
+            <w:vAlign w:val="bottom"/>
+          </w:tcPr>
+          <w:p>
+            <w:pPr>
+              <w:pStyle w:val="Compact"/>
+              <w:jc w:val="left"/>
+            </w:pPr>
+            <w:r>
+              <w:t xml:space="preserve">Spanish</w:t>
+            </w:r>
+          </w:p>
+        </w:tc>
+      </w:tr>
+      <w:tr>
+        <w:tc>
+          <w:tcPr>
+            <w:tcW w:type="dxa" w:w="4680"/>
+          </w:tcPr>
+          <w:p>
+            <w:pPr>
+              <w:pStyle w:val="Compact"/>
+              <w:jc w:val="left"/>
+            </w:pPr>
+            <w:r>
+              <w:t xml:space="preserve">I am okay with ___.</w:t>
+            </w:r>
+          </w:p>
+        </w:tc>
+        <w:tc>
+          <w:tcPr>
+            <w:tcW w:type="dxa" w:w="4680"/>
+          </w:tcPr>
+          <w:p>
+            <w:pPr>
+              <w:pStyle w:val="Compact"/>
+              <w:jc w:val="left"/>
+            </w:pPr>
+            <w:r>
+              <w:t xml:space="preserve">No me molesta ___.</w:t>
+            </w:r>
+          </w:p>
+        </w:tc>
+      </w:tr>
+      <w:tr>
+        <w:tc>
+          <w:tcPr>
+            <w:tcW w:type="dxa" w:w="4680"/>
+          </w:tcPr>
+          <w:p>
+            <w:pPr>
+              <w:pStyle w:val="Compact"/>
+              <w:jc w:val="left"/>
+            </w:pPr>
+            <w:r>
+              <w:t xml:space="preserve">I am not okay with ___.</w:t>
+            </w:r>
+          </w:p>
+        </w:tc>
+        <w:tc>
+          <w:tcPr>
+            <w:tcW w:type="dxa" w:w="4680"/>
+          </w:tcPr>
+          <w:p>
+            <w:pPr>
+              <w:pStyle w:val="Compact"/>
+              <w:jc w:val="left"/>
+            </w:pPr>
+            <w:r>
+              <w:t xml:space="preserve">No estoy de acuerdo con ___.</w:t>
+            </w:r>
+          </w:p>
+        </w:tc>
+      </w:tr>
+      <w:tr>
+        <w:tc>
+          <w:tcPr>
+            <w:tcW w:type="dxa" w:w="4680"/>
+          </w:tcPr>
+          <w:p>
+            <w:pPr>
+              <w:pStyle w:val="Compact"/>
+              <w:jc w:val="left"/>
+            </w:pPr>
+            <w:r>
+              <w:t xml:space="preserve">If it happens, I will ___.</w:t>
+            </w:r>
+          </w:p>
+        </w:tc>
+        <w:tc>
+          <w:tcPr>
+            <w:tcW w:type="dxa" w:w="4680"/>
+          </w:tcPr>
+          <w:p>
+            <w:pPr>
+              <w:pStyle w:val="Compact"/>
+              <w:jc w:val="left"/>
+            </w:pPr>
+            <w:r>
+              <w:t xml:space="preserve">Si pasa, voy a ___.</w:t>
+            </w:r>
+          </w:p>
+        </w:tc>
+      </w:tr>
+      <w:tr>
+        <w:tc>
+          <w:tcPr>
+            <w:tcW w:type="dxa" w:w="4680"/>
+          </w:tcPr>
+          <w:p>
+            <w:pPr>
+              <w:pStyle w:val="Compact"/>
+              <w:jc w:val="left"/>
+            </w:pPr>
+            <w:r>
+              <w:t xml:space="preserve">No, I am not doing that.</w:t>
+            </w:r>
+          </w:p>
+        </w:tc>
+        <w:tc>
+          <w:tcPr>
+            <w:tcW w:type="dxa" w:w="4680"/>
+          </w:tcPr>
+          <w:p>
+            <w:pPr>
+              <w:pStyle w:val="Compact"/>
+              <w:jc w:val="left"/>
+            </w:pPr>
+            <w:r>
+              <w:t xml:space="preserve">No, no voy a hacer eso.</w:t>
+            </w:r>
+          </w:p>
+        </w:tc>
+      </w:tr>
+    </w:tbl>
+    <w:p>
+      <w:pPr>
+        <w:pStyle w:val="Heading2"/>
+      </w:pPr>
+      <w:bookmarkStart w:id="23" w:name="part-3-saying-no-and-being-heard"/>
+      <w:r>
+        <w:t xml:space="preserve">Part 3: Saying no and being heard</w:t>
+      </w:r>
+      <w:bookmarkEnd w:id="23"/>
+    </w:p>
+    <w:p>
+      <w:pPr>
+        <w:pStyle w:val="FirstParagraph"/>
+      </w:pPr>
+      <w:r>
+        <w:t xml:space="preserve">The three-part no:</w:t>
+      </w:r>
+      <w:r>
+        <w:t xml:space="preserve"> </w:t>
+      </w:r>
+      <w:r>
+        <w:rPr>
+          <w:b/>
+        </w:rPr>
+        <w:t xml:space="preserve">say it</w:t>
+      </w:r>
+      <w:r>
+        <w:t xml:space="preserve"> </w:t>
+      </w:r>
+      <w:r>
+        <w:t xml:space="preserve">(a plain, short no),</w:t>
+      </w:r>
+      <w:r>
+        <w:t xml:space="preserve"> </w:t>
+      </w:r>
+      <w:r>
+        <w:rPr>
+          <w:b/>
+        </w:rPr>
+        <w:t xml:space="preserve">say why once</w:t>
+      </w:r>
+      <w:r>
+        <w:t xml:space="preserve"> </w:t>
+      </w:r>
+      <w:r>
+        <w:t xml:space="preserve">(one reason, not a speech),</w:t>
+      </w:r>
+      <w:r>
+        <w:t xml:space="preserve"> </w:t>
+      </w:r>
+      <w:r>
+        <w:rPr>
+          <w:b/>
+        </w:rPr>
+        <w:t xml:space="preserve">offer what you will do instead</w:t>
+      </w:r>
+      <w:r>
+        <w:t xml:space="preserve">.</w:t>
+      </w:r>
+    </w:p>
+    <w:p>
+      <w:pPr>
+        <w:pStyle w:val="BodyText"/>
+      </w:pPr>
+      <w:r>
+        <w:t xml:space="preserve">Example:</w:t>
+      </w:r>
+      <w:r>
+        <w:t xml:space="preserve"> </w:t>
+      </w:r>
+      <w:r>
+        <w:t xml:space="preserve">“</w:t>
+      </w:r>
+      <w:r>
+        <w:t xml:space="preserve">No, I am not skipping practice. Coach benches anyone who skips. But I will come to the game after.</w:t>
+      </w:r>
+      <w:r>
+        <w:t xml:space="preserve">”</w:t>
+      </w:r>
+    </w:p>
+    <w:p>
+      <w:pPr>
+        <w:pStyle w:val="BodyText"/>
+      </w:pPr>
+      <w:r>
+        <w:t xml:space="preserve">What makes a no hard to hear: laughing while you say it, saying</w:t>
+      </w:r>
+      <w:r>
+        <w:t xml:space="preserve"> </w:t>
+      </w:r>
+      <w:r>
+        <w:t xml:space="preserve">“</w:t>
+      </w:r>
+      <w:r>
+        <w:t xml:space="preserve">maybe</w:t>
+      </w:r>
+      <w:r>
+        <w:t xml:space="preserve">”</w:t>
+      </w:r>
+      <w:r>
+        <w:t xml:space="preserve"> </w:t>
+      </w:r>
+      <w:r>
+        <w:t xml:space="preserve">when you mean no, saying it to the floor.</w:t>
+      </w:r>
+    </w:p>
+    <w:p>
+      <w:pPr>
+        <w:pStyle w:val="BodyText"/>
+      </w:pPr>
+      <w:r>
+        <w:t xml:space="preserve">Practice: Partner A pushes twice (only twice). Partner B says the three-part no. Partner A says</w:t>
+      </w:r>
+      <w:r>
+        <w:t xml:space="preserve"> </w:t>
+      </w:r>
+      <w:r>
+        <w:t xml:space="preserve">“</w:t>
+      </w:r>
+      <w:r>
+        <w:t xml:space="preserve">okay.</w:t>
+      </w:r>
+      <w:r>
+        <w:t xml:space="preserve">”</w:t>
+      </w:r>
+      <w:r>
+        <w:t xml:space="preserve"> </w:t>
+      </w:r>
+      <w:r>
+        <w:t xml:space="preserve">Three each way.</w:t>
       </w:r>
     </w:p>
     <w:tbl>
@@ -392,408 +696,6 @@
               <w:jc w:val="left"/>
             </w:pPr>
             <w:r>
-              <w:t xml:space="preserve">English</w:t>
-            </w:r>
-          </w:p>
-        </w:tc>
-        <w:tc>
-          <w:tcPr>
-            <w:tcBorders>
-              <w:bottom w:val="single"/>
-            </w:tcBorders>
-            <w:vAlign w:val="bottom"/>
-          </w:tcPr>
-          <w:p>
-            <w:pPr>
-              <w:pStyle w:val="Compact"/>
-              <w:jc w:val="left"/>
-            </w:pPr>
-            <w:r>
-              <w:t xml:space="preserve">Turkish</w:t>
-            </w:r>
-          </w:p>
-        </w:tc>
-        <w:tc>
-          <w:tcPr>
-            <w:tcBorders>
-              <w:bottom w:val="single"/>
-            </w:tcBorders>
-            <w:vAlign w:val="bottom"/>
-          </w:tcPr>
-          <w:p>
-            <w:pPr>
-              <w:pStyle w:val="Compact"/>
-              <w:jc w:val="left"/>
-            </w:pPr>
-            <w:r>
-              <w:t xml:space="preserve">Portuguese</w:t>
-            </w:r>
-          </w:p>
-        </w:tc>
-        <w:tc>
-          <w:tcPr>
-            <w:tcBorders>
-              <w:bottom w:val="single"/>
-            </w:tcBorders>
-            <w:vAlign w:val="bottom"/>
-          </w:tcPr>
-          <w:p>
-            <w:pPr>
-              <w:pStyle w:val="Compact"/>
-              <w:jc w:val="left"/>
-            </w:pPr>
-            <w:r>
-              <w:t xml:space="preserve">Spanish</w:t>
-            </w:r>
-          </w:p>
-        </w:tc>
-      </w:tr>
-      <w:tr>
-        <w:tc>
-          <w:p>
-            <w:pPr>
-              <w:pStyle w:val="Compact"/>
-              <w:jc w:val="left"/>
-            </w:pPr>
-            <w:r>
-              <w:t xml:space="preserve">I am okay with ___.</w:t>
-            </w:r>
-          </w:p>
-        </w:tc>
-        <w:tc>
-          <w:p>
-            <w:pPr>
-              <w:pStyle w:val="Compact"/>
-              <w:jc w:val="left"/>
-            </w:pPr>
-            <w:r>
-              <w:t xml:space="preserve">___ benim için sorun değil.</w:t>
-            </w:r>
-          </w:p>
-        </w:tc>
-        <w:tc>
-          <w:p>
-            <w:pPr>
-              <w:pStyle w:val="Compact"/>
-              <w:jc w:val="left"/>
-            </w:pPr>
-            <w:r>
-              <w:t xml:space="preserve">Eu não me importo com ___.</w:t>
-            </w:r>
-          </w:p>
-        </w:tc>
-        <w:tc>
-          <w:p>
-            <w:pPr>
-              <w:pStyle w:val="Compact"/>
-              <w:jc w:val="left"/>
-            </w:pPr>
-            <w:r>
-              <w:t xml:space="preserve">No me molesta ___.</w:t>
-            </w:r>
-          </w:p>
-        </w:tc>
-      </w:tr>
-      <w:tr>
-        <w:tc>
-          <w:p>
-            <w:pPr>
-              <w:pStyle w:val="Compact"/>
-              <w:jc w:val="left"/>
-            </w:pPr>
-            <w:r>
-              <w:t xml:space="preserve">I am not okay with ___.</w:t>
-            </w:r>
-          </w:p>
-        </w:tc>
-        <w:tc>
-          <w:p>
-            <w:pPr>
-              <w:pStyle w:val="Compact"/>
-              <w:jc w:val="left"/>
-            </w:pPr>
-            <w:r>
-              <w:t xml:space="preserve">___ benim için sorun.</w:t>
-            </w:r>
-          </w:p>
-        </w:tc>
-        <w:tc>
-          <w:p>
-            <w:pPr>
-              <w:pStyle w:val="Compact"/>
-              <w:jc w:val="left"/>
-            </w:pPr>
-            <w:r>
-              <w:t xml:space="preserve">Eu não aceito ___.</w:t>
-            </w:r>
-          </w:p>
-        </w:tc>
-        <w:tc>
-          <w:p>
-            <w:pPr>
-              <w:pStyle w:val="Compact"/>
-              <w:jc w:val="left"/>
-            </w:pPr>
-            <w:r>
-              <w:t xml:space="preserve">No estoy de acuerdo con ___.</w:t>
-            </w:r>
-          </w:p>
-        </w:tc>
-      </w:tr>
-      <w:tr>
-        <w:tc>
-          <w:p>
-            <w:pPr>
-              <w:pStyle w:val="Compact"/>
-              <w:jc w:val="left"/>
-            </w:pPr>
-            <w:r>
-              <w:t xml:space="preserve">If it happens, I will ___.</w:t>
-            </w:r>
-          </w:p>
-        </w:tc>
-        <w:tc>
-          <w:p>
-            <w:pPr>
-              <w:pStyle w:val="Compact"/>
-              <w:jc w:val="left"/>
-            </w:pPr>
-            <w:r>
-              <w:t xml:space="preserve">Olursa, ___ yapacağım.</w:t>
-            </w:r>
-          </w:p>
-        </w:tc>
-        <w:tc>
-          <w:p>
-            <w:pPr>
-              <w:pStyle w:val="Compact"/>
-              <w:jc w:val="left"/>
-            </w:pPr>
-            <w:r>
-              <w:t xml:space="preserve">Se acontecer, eu vou ___.</w:t>
-            </w:r>
-          </w:p>
-        </w:tc>
-        <w:tc>
-          <w:p>
-            <w:pPr>
-              <w:pStyle w:val="Compact"/>
-              <w:jc w:val="left"/>
-            </w:pPr>
-            <w:r>
-              <w:t xml:space="preserve">Si pasa, voy a ___.</w:t>
-            </w:r>
-          </w:p>
-        </w:tc>
-      </w:tr>
-      <w:tr>
-        <w:tc>
-          <w:p>
-            <w:pPr>
-              <w:pStyle w:val="Compact"/>
-              <w:jc w:val="left"/>
-            </w:pPr>
-            <w:r>
-              <w:t xml:space="preserve">No, I am not doing that.</w:t>
-            </w:r>
-          </w:p>
-        </w:tc>
-        <w:tc>
-          <w:p>
-            <w:pPr>
-              <w:pStyle w:val="Compact"/>
-              <w:jc w:val="left"/>
-            </w:pPr>
-            <w:r>
-              <w:t xml:space="preserve">Hayır, bunu yapmayacağım.</w:t>
-            </w:r>
-          </w:p>
-        </w:tc>
-        <w:tc>
-          <w:p>
-            <w:pPr>
-              <w:pStyle w:val="Compact"/>
-              <w:jc w:val="left"/>
-            </w:pPr>
-            <w:r>
-              <w:t xml:space="preserve">Não, eu não vou fazer isso.</w:t>
-            </w:r>
-          </w:p>
-        </w:tc>
-        <w:tc>
-          <w:p>
-            <w:pPr>
-              <w:pStyle w:val="Compact"/>
-              <w:jc w:val="left"/>
-            </w:pPr>
-            <w:r>
-              <w:t xml:space="preserve">No, no voy a hacer eso.</w:t>
-            </w:r>
-          </w:p>
-        </w:tc>
-      </w:tr>
-    </w:tbl>
-    <w:p>
-      <w:pPr>
-        <w:pStyle w:val="Heading2"/>
-      </w:pPr>
-      <w:bookmarkStart w:id="23" w:name="part-3-saying-no-and-being-heard"/>
-      <w:r>
-        <w:t xml:space="preserve">Part 3: Saying no and being heard</w:t>
-      </w:r>
-      <w:bookmarkEnd w:id="23"/>
-    </w:p>
-    <w:p>
-      <w:pPr>
-        <w:pStyle w:val="FirstParagraph"/>
-      </w:pPr>
-      <w:r>
-        <w:t xml:space="preserve">The three-part no:</w:t>
-      </w:r>
-      <w:r>
-        <w:t xml:space="preserve"> </w:t>
-      </w:r>
-      <w:r>
-        <w:rPr>
-          <w:b/>
-        </w:rPr>
-        <w:t xml:space="preserve">say it</w:t>
-      </w:r>
-      <w:r>
-        <w:t xml:space="preserve"> </w:t>
-      </w:r>
-      <w:r>
-        <w:t xml:space="preserve">(a plain, short no),</w:t>
-      </w:r>
-      <w:r>
-        <w:t xml:space="preserve"> </w:t>
-      </w:r>
-      <w:r>
-        <w:rPr>
-          <w:b/>
-        </w:rPr>
-        <w:t xml:space="preserve">say why once</w:t>
-      </w:r>
-      <w:r>
-        <w:t xml:space="preserve"> </w:t>
-      </w:r>
-      <w:r>
-        <w:t xml:space="preserve">(one reason, not a speech),</w:t>
-      </w:r>
-      <w:r>
-        <w:t xml:space="preserve"> </w:t>
-      </w:r>
-      <w:r>
-        <w:rPr>
-          <w:b/>
-        </w:rPr>
-        <w:t xml:space="preserve">offer what you will do instead</w:t>
-      </w:r>
-      <w:r>
-        <w:t xml:space="preserve">.</w:t>
-      </w:r>
-    </w:p>
-    <w:p>
-      <w:pPr>
-        <w:pStyle w:val="BodyText"/>
-      </w:pPr>
-      <w:r>
-        <w:t xml:space="preserve">Example:</w:t>
-      </w:r>
-      <w:r>
-        <w:t xml:space="preserve"> </w:t>
-      </w:r>
-      <w:r>
-        <w:t xml:space="preserve">“</w:t>
-      </w:r>
-      <w:r>
-        <w:t xml:space="preserve">No, I am not skipping practice. Coach benches anyone who skips. But I will come to the game after.</w:t>
-      </w:r>
-      <w:r>
-        <w:t xml:space="preserve">”</w:t>
-      </w:r>
-    </w:p>
-    <w:p>
-      <w:pPr>
-        <w:pStyle w:val="BodyText"/>
-      </w:pPr>
-      <w:r>
-        <w:t xml:space="preserve">What makes a no hard to hear: laughing while you say it, saying</w:t>
-      </w:r>
-      <w:r>
-        <w:t xml:space="preserve"> </w:t>
-      </w:r>
-      <w:r>
-        <w:t xml:space="preserve">“</w:t>
-      </w:r>
-      <w:r>
-        <w:t xml:space="preserve">maybe</w:t>
-      </w:r>
-      <w:r>
-        <w:t xml:space="preserve">”</w:t>
-      </w:r>
-      <w:r>
-        <w:t xml:space="preserve"> </w:t>
-      </w:r>
-      <w:r>
-        <w:t xml:space="preserve">when you mean no, saying it to the floor.</w:t>
-      </w:r>
-    </w:p>
-    <w:p>
-      <w:pPr>
-        <w:pStyle w:val="BodyText"/>
-      </w:pPr>
-      <w:r>
-        <w:t xml:space="preserve">Practice: Partner A pushes twice (only twice). Partner B says the three-part no. Partner A says</w:t>
-      </w:r>
-      <w:r>
-        <w:t xml:space="preserve"> </w:t>
-      </w:r>
-      <w:r>
-        <w:t xml:space="preserve">“</w:t>
-      </w:r>
-      <w:r>
-        <w:t xml:space="preserve">okay.</w:t>
-      </w:r>
-      <w:r>
-        <w:t xml:space="preserve">”</w:t>
-      </w:r>
-      <w:r>
-        <w:t xml:space="preserve"> </w:t>
-      </w:r>
-      <w:r>
-        <w:t xml:space="preserve">Three each way.</w:t>
-      </w:r>
-    </w:p>
-    <w:tbl>
-      <w:tblPr>
-        <w:tblStyle w:val="Table"/>
-        <w:tblW w:type="pct" w:w="5000.0"/>
-        <w:tblLook w:firstRow="1"/>
-      </w:tblPr>
-      <w:tblGrid>
-        <w:gridCol w:w="1980"/>
-        <w:gridCol w:w="1980"/>
-        <w:gridCol w:w="1980"/>
-        <w:gridCol w:w="1980"/>
-      </w:tblGrid>
-      <w:tr>
-        <w:trPr>
-          <w:cnfStyle w:firstRow="1"/>
-        </w:trPr>
-        <w:tc>
-          <w:tcPr>
-            <w:tcBorders>
-              <w:bottom w:val="single"/>
-            </w:tcBorders>
-            <w:vAlign w:val="bottom"/>
-          </w:tcPr>
-          <w:p>
-            <w:pPr>
-              <w:pStyle w:val="Compact"/>
-              <w:jc w:val="left"/>
-            </w:pPr>
-            <w:r>
               <w:t xml:space="preserve">Push scenario</w:t>
             </w:r>
           </w:p>
@@ -1824,33 +1726,75 @@
       </w:r>
     </w:p>
     <w:p>
-      <w:r>
-        <w:br w:type="page"/>
-      </w:r>
-    </w:p>
-    <w:p>
-      <w:r>
-        <w:br w:type="page"/>
-      </w:r>
-    </w:p>
-    <w:p>
-      <w:r>
-        <w:br w:type="page"/>
-      </w:r>
-    </w:p>
-    <w:p>
-      <w:r>
-        <w:br w:type="page"/>
-      </w:r>
-    </w:p>
-    <w:p>
-      <w:r>
-        <w:br w:type="page"/>
-      </w:r>
-    </w:p>
-    <w:p>
-      <w:r>
-        <w:br w:type="page"/>
+      <w:pPr>
+        <w:numPr>
+          <w:ilvl w:val="0"/>
+          <w:numId w:val="1001"/>
+        </w:numPr>
+        <w:pStyle w:val="Compact"/>
+      </w:pPr>
+      <w:r>
+        <w:t xml:space="preserve">______________________________</w:t>
+      </w:r>
+    </w:p>
+    <w:p>
+      <w:pPr>
+        <w:numPr>
+          <w:ilvl w:val="0"/>
+          <w:numId w:val="1001"/>
+        </w:numPr>
+        <w:pStyle w:val="Compact"/>
+      </w:pPr>
+      <w:r>
+        <w:t xml:space="preserve">______________________________</w:t>
+      </w:r>
+    </w:p>
+    <w:p>
+      <w:pPr>
+        <w:numPr>
+          <w:ilvl w:val="0"/>
+          <w:numId w:val="1001"/>
+        </w:numPr>
+        <w:pStyle w:val="Compact"/>
+      </w:pPr>
+      <w:r>
+        <w:t xml:space="preserve">______________________________</w:t>
+      </w:r>
+    </w:p>
+    <w:p>
+      <w:pPr>
+        <w:numPr>
+          <w:ilvl w:val="0"/>
+          <w:numId w:val="1001"/>
+        </w:numPr>
+        <w:pStyle w:val="Compact"/>
+      </w:pPr>
+      <w:r>
+        <w:t xml:space="preserve">______________________________</w:t>
+      </w:r>
+    </w:p>
+    <w:p>
+      <w:pPr>
+        <w:numPr>
+          <w:ilvl w:val="0"/>
+          <w:numId w:val="1001"/>
+        </w:numPr>
+        <w:pStyle w:val="Compact"/>
+      </w:pPr>
+      <w:r>
+        <w:t xml:space="preserve">______________________________</w:t>
+      </w:r>
+    </w:p>
+    <w:p>
+      <w:pPr>
+        <w:numPr>
+          <w:ilvl w:val="0"/>
+          <w:numId w:val="1001"/>
+        </w:numPr>
+        <w:pStyle w:val="Compact"/>
+      </w:pPr>
+      <w:r>
+        <w:t xml:space="preserve">______________________________</w:t>
       </w:r>
     </w:p>
     <w:p>

--- a/downloads/handouts/Unit 03/Handout 03.13 - Boundaries Practice and Performance Task Cards.docx
+++ b/downloads/handouts/Unit 03/Handout 03.13 - Boundaries Practice and Performance Task Cards.docx
@@ -34,7 +34,7 @@
         <w:t xml:space="preserve"> </w:t>
       </w:r>
       <w:r>
-        <w:t xml:space="preserve">Day 1: Parts 1 to 4 (friendship, boundaries, saying no, group chat rules). Day 2: Part 5 (the twelve scenario cards, printed once per class and cut apart by the teacher), Part 6 (the planning sheet), and Part 7 (the four-criterion checklist and your self-score). Exit card for Day 1 is at the end of Part 4.</w:t>
+        <w:t xml:space="preserve">Day 1: Parts 1 to 4 (friendship, boundaries, saying no, group chat rules). Day 2: Part 5 (the twelve scenario cards; the teacher prints them once per class and cuts them apart), Part 6 (the planning sheet), and Part 7 (the four-criterion checklist and your self-score). A criterion is one thing that gets scored. The exit card for Day 1 is at the end of Part 4.</w:t>
       </w:r>
     </w:p>
     <w:p>
@@ -170,7 +170,7 @@
         <w:pStyle w:val="BodyText"/>
       </w:pPr>
       <w:r>
-        <w:t xml:space="preserve">This class is about what a good relationship of any kind looks like, how to draw a line, and how to say no and be heard. Questions about the body go to health class. Anything that worries you goes to the counselor (room ______).</w:t>
+        <w:t xml:space="preserve">This class is about three things: what a good relationship of any kind looks like, how to draw a line, and how to say no and be heard. Questions about the body go to health class. Anything that worries you goes to the counselor (room ______).</w:t>
       </w:r>
     </w:p>
     <w:p>
@@ -271,7 +271,7 @@
         <w:pStyle w:val="BodyText"/>
       </w:pPr>
       <w:r>
-        <w:t xml:space="preserve">Two traps: a boundary with no</w:t>
+        <w:t xml:space="preserve">Two traps. Trap 1: a boundary with no</w:t>
       </w:r>
       <w:r>
         <w:t xml:space="preserve"> </w:t>
@@ -289,7 +289,7 @@
         <w:t xml:space="preserve"> </w:t>
       </w:r>
       <w:r>
-        <w:t xml:space="preserve">(nothing changes) and a boundary that is really a demand (</w:t>
+        <w:t xml:space="preserve">(then nothing changes). Trap 2: a boundary that is really a demand (</w:t>
       </w:r>
       <w:r>
         <w:t xml:space="preserve">“</w:t>
@@ -664,7 +664,7 @@
         <w:t xml:space="preserve"> </w:t>
       </w:r>
       <w:r>
-        <w:t xml:space="preserve">Three each way.</w:t>
+        <w:t xml:space="preserve">Do three pushes, then switch roles for the other three.</w:t>
       </w:r>
     </w:p>
     <w:tbl>
@@ -1106,7 +1106,7 @@
         <w:pStyle w:val="BodyText"/>
       </w:pPr>
       <w:r>
-        <w:t xml:space="preserve">A third push after two clear nos is what Lesson 3.12 called pressure.</w:t>
+        <w:t xml:space="preserve">If someone pushes a third time after two clear nos, that is what Lesson 3.12 called pressure.</w:t>
       </w:r>
     </w:p>
     <w:p>
